--- a/docs/developpement/phases/word/PHASE_63_LE_STADE_EN_DIRECT_STANDS_EN_3D_EN_COULEUR_ALERTES_AU_CLIC.docx
+++ b/docs/developpement/phases/word/PHASE_63_LE_STADE_EN_DIRECT_STANDS_EN_3D_EN_COULEUR_ALERTES_AU_CLIC.docx
@@ -20,7 +20,7 @@
       <w:r>
         <w:t xml:space="preserve">FlaiX Expert · dossier de développement · généré le 2026-10-19 depuis le dépôt </w:t>
       </w:r>
-      <w:hyperlink w:history="1" r:id="rId_9cqxswvbgpqr0kletekx">
+      <w:hyperlink w:history="1" r:id="rId9mvxfvgxvj54bbns6g1r6">
         <w:r>
           <w:rPr>
             <w:rStyle w:val="Hyperlink"/>
@@ -588,7 +588,7 @@
           <w:numId w:val="2"/>
         </w:numPr>
       </w:pPr>
-      <w:hyperlink w:history="1" r:id="rIddwsrrcp2rw3mty4envc-w">
+      <w:hyperlink w:history="1" r:id="rIdwfwuyghuoo0isllzqqhui">
         <w:r>
           <w:rPr>
             <w:rStyle w:val="Hyperlink"/>
@@ -608,7 +608,7 @@
           <w:numId w:val="2"/>
         </w:numPr>
       </w:pPr>
-      <w:hyperlink w:history="1" r:id="rIdoszjti7efbfflm_mbajb2">
+      <w:hyperlink w:history="1" r:id="rId5jsh_3rjdqgh2trynydwc">
         <w:r>
           <w:rPr>
             <w:rStyle w:val="Hyperlink"/>
@@ -656,7 +656,7 @@
       <w:r>
         <w:t xml:space="preserve"> — créé — </w:t>
       </w:r>
-      <w:hyperlink w:history="1" r:id="rId_3a1lcnqys5f82saw8qmt">
+      <w:hyperlink w:history="1" r:id="rIds_copteilu92roinjl6fq">
         <w:r>
           <w:rPr>
             <w:rStyle w:val="Hyperlink"/>
@@ -693,7 +693,7 @@
       <w:r>
         <w:t xml:space="preserve"> — créé — </w:t>
       </w:r>
-      <w:hyperlink w:history="1" r:id="rIdjrckuloqrsnanz-gmm4_z">
+      <w:hyperlink w:history="1" r:id="rIdyefv-fxg7o0fvz40c834y">
         <w:r>
           <w:rPr>
             <w:rStyle w:val="Hyperlink"/>
@@ -722,7 +722,7 @@
       <w:r>
         <w:t xml:space="preserve"> — créé — </w:t>
       </w:r>
-      <w:hyperlink w:history="1" r:id="rIdwvcoj1ewk7oqp2abhwcca">
+      <w:hyperlink w:history="1" r:id="rIdnctrrqyit514-4ikywxks">
         <w:r>
           <w:rPr>
             <w:rStyle w:val="Hyperlink"/>
@@ -759,7 +759,7 @@
       <w:r>
         <w:t xml:space="preserve"> — modifié — </w:t>
       </w:r>
-      <w:hyperlink w:history="1" r:id="rIdeiftdktsp8lyldu_fwqjt">
+      <w:hyperlink w:history="1" r:id="rIdfetcennkzadf897zxypsi">
         <w:r>
           <w:rPr>
             <w:rStyle w:val="Hyperlink"/>
@@ -788,7 +788,7 @@
       <w:r>
         <w:t xml:space="preserve"> — modifié — </w:t>
       </w:r>
-      <w:hyperlink w:history="1" r:id="rIdjh8vgxbvqkeuqa42gey5y">
+      <w:hyperlink w:history="1" r:id="rIdp3j9vy6bg03ebbnfqxsy2">
         <w:r>
           <w:rPr>
             <w:rStyle w:val="Hyperlink"/>
@@ -817,7 +817,7 @@
       <w:r>
         <w:t xml:space="preserve"> — créé — </w:t>
       </w:r>
-      <w:hyperlink w:history="1" r:id="rIdthdmes1bh0tayu8jbezcp">
+      <w:hyperlink w:history="1" r:id="rIdf4bpxujouq6iuaoxqi-z9">
         <w:r>
           <w:rPr>
             <w:rStyle w:val="Hyperlink"/>
@@ -854,7 +854,7 @@
       <w:r>
         <w:t xml:space="preserve"> — créé — </w:t>
       </w:r>
-      <w:hyperlink w:history="1" r:id="rIdph_b4e8anjddnknaawiad">
+      <w:hyperlink w:history="1" r:id="rId8nbhtihp3qpuydyzffn3a">
         <w:r>
           <w:rPr>
             <w:rStyle w:val="Hyperlink"/>
@@ -883,7 +883,7 @@
       <w:r>
         <w:t xml:space="preserve"> — modifié — </w:t>
       </w:r>
-      <w:hyperlink w:history="1" r:id="rId9eg9ltgiqnnqizkzq9mfe">
+      <w:hyperlink w:history="1" r:id="rIdrfwyio18-m710qrhgt0nj">
         <w:r>
           <w:rPr>
             <w:rStyle w:val="Hyperlink"/>
@@ -912,7 +912,7 @@
       <w:r>
         <w:t xml:space="preserve"> — modifié — </w:t>
       </w:r>
-      <w:hyperlink w:history="1" r:id="rIdp1o2yr4auad6qwazebxtp">
+      <w:hyperlink w:history="1" r:id="rIdphofn8hwzhw1huscd_9jk">
         <w:r>
           <w:rPr>
             <w:rStyle w:val="Hyperlink"/>
@@ -949,7 +949,7 @@
       <w:r>
         <w:t xml:space="preserve"> — modifié — </w:t>
       </w:r>
-      <w:hyperlink w:history="1" r:id="rIdoojilg1upuxg2xrntjt5o">
+      <w:hyperlink w:history="1" r:id="rId5p-moalswztmskjhv6cm1">
         <w:r>
           <w:rPr>
             <w:rStyle w:val="Hyperlink"/>
@@ -978,7 +978,7 @@
       <w:r>
         <w:t xml:space="preserve"> — modifié — </w:t>
       </w:r>
-      <w:hyperlink w:history="1" r:id="rId7psqm-oplkvghwn7dovpr">
+      <w:hyperlink w:history="1" r:id="rIdidw-qg_imulveode-oj44">
         <w:r>
           <w:rPr>
             <w:rStyle w:val="Hyperlink"/>
@@ -1007,7 +1007,7 @@
       <w:r>
         <w:t xml:space="preserve"> — modifié — </w:t>
       </w:r>
-      <w:hyperlink w:history="1" r:id="rIdgfiig4b2pqok4k3t3u7o8">
+      <w:hyperlink w:history="1" r:id="rIdqpz6yhdvwomz2kcjym78l">
         <w:r>
           <w:rPr>
             <w:rStyle w:val="Hyperlink"/>
@@ -1034,9 +1034,30 @@
         <w:t xml:space="preserve">apps/web/src/pages/resultats/PlanStade.test.tsx</w:t>
       </w:r>
       <w:r>
+        <w:t xml:space="preserve"> — créé (n'existe plus)</w:t>
+      </w:r>
+    </w:p>
+    <w:p>
+      <w:pPr>
+        <w:pStyle w:val="ListParagraph"/>
+        <w:numPr>
+          <w:ilvl w:val="0"/>
+          <w:numId w:val="2"/>
+        </w:numPr>
+      </w:pPr>
+      <w:r>
+        <w:rPr>
+          <w:rFonts w:ascii="Consolas" w:cs="Consolas" w:eastAsia="Consolas" w:hAnsi="Consolas"/>
+          <w:color w:val="3B2F8F"/>
+          <w:sz w:val="18"/>
+          <w:szCs w:val="18"/>
+        </w:rPr>
+        <w:t xml:space="preserve">apps/web/src/pages/resultats/PlanStade.tsx</w:t>
+      </w:r>
+      <w:r>
         <w:t xml:space="preserve"> — créé — </w:t>
       </w:r>
-      <w:hyperlink w:history="1" r:id="rIdmfrrhiohix64bs4h9cuif">
+      <w:hyperlink w:history="1" r:id="rIdteuo3_7txn5xx3w3riygm">
         <w:r>
           <w:rPr>
             <w:rStyle w:val="Hyperlink"/>
@@ -1060,12 +1081,12 @@
           <w:sz w:val="18"/>
           <w:szCs w:val="18"/>
         </w:rPr>
-        <w:t xml:space="preserve">apps/web/src/pages/resultats/PlanStade.tsx</w:t>
+        <w:t xml:space="preserve">apps/web/src/pages/resultats/Stade3D.tsx</w:t>
       </w:r>
       <w:r>
         <w:t xml:space="preserve"> — créé — </w:t>
       </w:r>
-      <w:hyperlink w:history="1" r:id="rIdsbsi7n9ab9kc5jvuphkxi">
+      <w:hyperlink w:history="1" r:id="rIdmhqbiqpj_ttz8ofzzekrp">
         <w:r>
           <w:rPr>
             <w:rStyle w:val="Hyperlink"/>
@@ -1089,12 +1110,12 @@
           <w:sz w:val="18"/>
           <w:szCs w:val="18"/>
         </w:rPr>
-        <w:t xml:space="preserve">apps/web/src/pages/resultats/Stade3D.tsx</w:t>
-      </w:r>
-      <w:r>
-        <w:t xml:space="preserve"> — créé — </w:t>
-      </w:r>
-      <w:hyperlink w:history="1" r:id="rId0umj5h6g98cmzr-jwddwc">
+        <w:t xml:space="preserve">apps/web/src/styles.css</w:t>
+      </w:r>
+      <w:r>
+        <w:t xml:space="preserve"> — modifié — </w:t>
+      </w:r>
+      <w:hyperlink w:history="1" r:id="rId3bnbwhs0j5_z1gkwkbejd">
         <w:r>
           <w:rPr>
             <w:rStyle w:val="Hyperlink"/>
@@ -1105,25 +1126,33 @@
     </w:p>
     <w:p>
       <w:pPr>
-        <w:pStyle w:val="ListParagraph"/>
-        <w:numPr>
-          <w:ilvl w:val="0"/>
-          <w:numId w:val="2"/>
-        </w:numPr>
-      </w:pPr>
-      <w:r>
-        <w:rPr>
-          <w:rFonts w:ascii="Consolas" w:cs="Consolas" w:eastAsia="Consolas" w:hAnsi="Consolas"/>
-          <w:color w:val="3B2F8F"/>
-          <w:sz w:val="18"/>
-          <w:szCs w:val="18"/>
-        </w:rPr>
-        <w:t xml:space="preserve">apps/web/src/styles.css</w:t>
+        <w:pStyle w:val="Heading3"/>
+      </w:pPr>
+      <w:r>
+        <w:t xml:space="preserve">Autres</w:t>
+      </w:r>
+    </w:p>
+    <w:p>
+      <w:pPr>
+        <w:pStyle w:val="ListParagraph"/>
+        <w:numPr>
+          <w:ilvl w:val="0"/>
+          <w:numId w:val="2"/>
+        </w:numPr>
+      </w:pPr>
+      <w:r>
+        <w:rPr>
+          <w:rFonts w:ascii="Consolas" w:cs="Consolas" w:eastAsia="Consolas" w:hAnsi="Consolas"/>
+          <w:color w:val="3B2F8F"/>
+          <w:sz w:val="18"/>
+          <w:szCs w:val="18"/>
+        </w:rPr>
+        <w:t xml:space="preserve">pnpm-lock.yaml</w:t>
       </w:r>
       <w:r>
         <w:t xml:space="preserve"> — modifié — </w:t>
       </w:r>
-      <w:hyperlink w:history="1" r:id="rIdxw3ylohsrdkyn6bxxod3p">
+      <w:hyperlink w:history="1" r:id="rId8qid3qnwgnqxaew9ub0sm">
         <w:r>
           <w:rPr>
             <w:rStyle w:val="Hyperlink"/>
@@ -1134,43 +1163,6 @@
     </w:p>
     <w:p>
       <w:pPr>
-        <w:pStyle w:val="Heading3"/>
-      </w:pPr>
-      <w:r>
-        <w:t xml:space="preserve">Autres</w:t>
-      </w:r>
-    </w:p>
-    <w:p>
-      <w:pPr>
-        <w:pStyle w:val="ListParagraph"/>
-        <w:numPr>
-          <w:ilvl w:val="0"/>
-          <w:numId w:val="2"/>
-        </w:numPr>
-      </w:pPr>
-      <w:r>
-        <w:rPr>
-          <w:rFonts w:ascii="Consolas" w:cs="Consolas" w:eastAsia="Consolas" w:hAnsi="Consolas"/>
-          <w:color w:val="3B2F8F"/>
-          <w:sz w:val="18"/>
-          <w:szCs w:val="18"/>
-        </w:rPr>
-        <w:t xml:space="preserve">pnpm-lock.yaml</w:t>
-      </w:r>
-      <w:r>
-        <w:t xml:space="preserve"> — modifié — </w:t>
-      </w:r>
-      <w:hyperlink w:history="1" r:id="rIdspsc4ljwo9-yz5hdumqqg">
-        <w:r>
-          <w:rPr>
-            <w:rStyle w:val="Hyperlink"/>
-          </w:rPr>
-          <w:t xml:space="preserve">voir sur GitHub</w:t>
-        </w:r>
-      </w:hyperlink>
-    </w:p>
-    <w:p>
-      <w:pPr>
         <w:pStyle w:val="Heading2"/>
       </w:pPr>
       <w:r>
@@ -1343,6 +1335,18 @@
       </w:pPr>
       <w:r>
         <w:t xml:space="preserve">tablette muette (rouge après 15 min) ou tickets à envoyer, hygiène du stand → orange ; hors événement, le stock ne compte pas</w:t>
+      </w:r>
+    </w:p>
+    <w:p>
+      <w:pPr>
+        <w:pStyle w:val="ListParagraph"/>
+        <w:numPr>
+          <w:ilvl w:val="1"/>
+          <w:numId w:val="2"/>
+        </w:numPr>
+      </w:pPr>
+      <w:r>
+        <w:t xml:space="preserve">en direct : chiffres de la soirée, ventes des 10 dernières minutes, rythme, match précédent au même moment, caisses ; produits du plus entamé au moins entamé</w:t>
       </w:r>
     </w:p>
     <w:p>

--- a/docs/developpement/phases/word/PHASE_63_LE_STADE_EN_DIRECT_STANDS_EN_3D_EN_COULEUR_ALERTES_AU_CLIC.docx
+++ b/docs/developpement/phases/word/PHASE_63_LE_STADE_EN_DIRECT_STANDS_EN_3D_EN_COULEUR_ALERTES_AU_CLIC.docx
@@ -20,7 +20,7 @@
       <w:r>
         <w:t xml:space="preserve">FlaiX Expert · dossier de développement · généré le 2026-10-19 depuis le dépôt </w:t>
       </w:r>
-      <w:hyperlink w:history="1" r:id="rId9mvxfvgxvj54bbns6g1r6">
+      <w:hyperlink w:history="1" r:id="rIdzdckwpuqnxqishbnwjbwl">
         <w:r>
           <w:rPr>
             <w:rStyle w:val="Hyperlink"/>
@@ -588,7 +588,7 @@
           <w:numId w:val="2"/>
         </w:numPr>
       </w:pPr>
-      <w:hyperlink w:history="1" r:id="rIdwfwuyghuoo0isllzqqhui">
+      <w:hyperlink w:history="1" r:id="rIdqv9qvdfxwxvnpvorozbh3">
         <w:r>
           <w:rPr>
             <w:rStyle w:val="Hyperlink"/>
@@ -608,7 +608,7 @@
           <w:numId w:val="2"/>
         </w:numPr>
       </w:pPr>
-      <w:hyperlink w:history="1" r:id="rId5jsh_3rjdqgh2trynydwc">
+      <w:hyperlink w:history="1" r:id="rIddtfaicem46vcjky7u1s62">
         <w:r>
           <w:rPr>
             <w:rStyle w:val="Hyperlink"/>
@@ -656,7 +656,7 @@
       <w:r>
         <w:t xml:space="preserve"> — créé — </w:t>
       </w:r>
-      <w:hyperlink w:history="1" r:id="rIds_copteilu92roinjl6fq">
+      <w:hyperlink w:history="1" r:id="rIdncgvi-2qcgvbnfirgh-me">
         <w:r>
           <w:rPr>
             <w:rStyle w:val="Hyperlink"/>
@@ -693,7 +693,7 @@
       <w:r>
         <w:t xml:space="preserve"> — créé — </w:t>
       </w:r>
-      <w:hyperlink w:history="1" r:id="rIdyefv-fxg7o0fvz40c834y">
+      <w:hyperlink w:history="1" r:id="rIdjee7hmhwfs8dk2fjxks80">
         <w:r>
           <w:rPr>
             <w:rStyle w:val="Hyperlink"/>
@@ -722,7 +722,7 @@
       <w:r>
         <w:t xml:space="preserve"> — créé — </w:t>
       </w:r>
-      <w:hyperlink w:history="1" r:id="rIdnctrrqyit514-4ikywxks">
+      <w:hyperlink w:history="1" r:id="rIdznc_navokehcuzj66nyqs">
         <w:r>
           <w:rPr>
             <w:rStyle w:val="Hyperlink"/>
@@ -759,7 +759,7 @@
       <w:r>
         <w:t xml:space="preserve"> — modifié — </w:t>
       </w:r>
-      <w:hyperlink w:history="1" r:id="rIdfetcennkzadf897zxypsi">
+      <w:hyperlink w:history="1" r:id="rIdehzkam2ohyxbkxmg9hc5j">
         <w:r>
           <w:rPr>
             <w:rStyle w:val="Hyperlink"/>
@@ -788,7 +788,7 @@
       <w:r>
         <w:t xml:space="preserve"> — modifié — </w:t>
       </w:r>
-      <w:hyperlink w:history="1" r:id="rIdp3j9vy6bg03ebbnfqxsy2">
+      <w:hyperlink w:history="1" r:id="rIdadg6uxzp892wvyspdp21e">
         <w:r>
           <w:rPr>
             <w:rStyle w:val="Hyperlink"/>
@@ -817,7 +817,7 @@
       <w:r>
         <w:t xml:space="preserve"> — créé — </w:t>
       </w:r>
-      <w:hyperlink w:history="1" r:id="rIdf4bpxujouq6iuaoxqi-z9">
+      <w:hyperlink w:history="1" r:id="rIdyhkgmcy1ar_hc7a6gzgt0">
         <w:r>
           <w:rPr>
             <w:rStyle w:val="Hyperlink"/>
@@ -854,7 +854,7 @@
       <w:r>
         <w:t xml:space="preserve"> — créé — </w:t>
       </w:r>
-      <w:hyperlink w:history="1" r:id="rId8nbhtihp3qpuydyzffn3a">
+      <w:hyperlink w:history="1" r:id="rIdubk9yi4jo-x0u2nn45hlg">
         <w:r>
           <w:rPr>
             <w:rStyle w:val="Hyperlink"/>
@@ -883,7 +883,7 @@
       <w:r>
         <w:t xml:space="preserve"> — modifié — </w:t>
       </w:r>
-      <w:hyperlink w:history="1" r:id="rIdrfwyio18-m710qrhgt0nj">
+      <w:hyperlink w:history="1" r:id="rIdyth0qu7yrxns6efqoukf2">
         <w:r>
           <w:rPr>
             <w:rStyle w:val="Hyperlink"/>
@@ -912,7 +912,7 @@
       <w:r>
         <w:t xml:space="preserve"> — modifié — </w:t>
       </w:r>
-      <w:hyperlink w:history="1" r:id="rIdphofn8hwzhw1huscd_9jk">
+      <w:hyperlink w:history="1" r:id="rIdzwtetjfdnfseemijd2e8l">
         <w:r>
           <w:rPr>
             <w:rStyle w:val="Hyperlink"/>
@@ -949,7 +949,7 @@
       <w:r>
         <w:t xml:space="preserve"> — modifié — </w:t>
       </w:r>
-      <w:hyperlink w:history="1" r:id="rId5p-moalswztmskjhv6cm1">
+      <w:hyperlink w:history="1" r:id="rIde318wqhucccruxfkk2ju2">
         <w:r>
           <w:rPr>
             <w:rStyle w:val="Hyperlink"/>
@@ -978,7 +978,7 @@
       <w:r>
         <w:t xml:space="preserve"> — modifié — </w:t>
       </w:r>
-      <w:hyperlink w:history="1" r:id="rIdidw-qg_imulveode-oj44">
+      <w:hyperlink w:history="1" r:id="rId8abqtmskhitya5nwo0yzk">
         <w:r>
           <w:rPr>
             <w:rStyle w:val="Hyperlink"/>
@@ -1007,7 +1007,7 @@
       <w:r>
         <w:t xml:space="preserve"> — modifié — </w:t>
       </w:r>
-      <w:hyperlink w:history="1" r:id="rIdqpz6yhdvwomz2kcjym78l">
+      <w:hyperlink w:history="1" r:id="rIdqsvcsj6jjro-bakfb7_st">
         <w:r>
           <w:rPr>
             <w:rStyle w:val="Hyperlink"/>
@@ -1057,7 +1057,7 @@
       <w:r>
         <w:t xml:space="preserve"> — créé — </w:t>
       </w:r>
-      <w:hyperlink w:history="1" r:id="rIdteuo3_7txn5xx3w3riygm">
+      <w:hyperlink w:history="1" r:id="rIdv_lh4wmrq-xseghh4po6k">
         <w:r>
           <w:rPr>
             <w:rStyle w:val="Hyperlink"/>
@@ -1086,7 +1086,7 @@
       <w:r>
         <w:t xml:space="preserve"> — créé — </w:t>
       </w:r>
-      <w:hyperlink w:history="1" r:id="rIdmhqbiqpj_ttz8ofzzekrp">
+      <w:hyperlink w:history="1" r:id="rIddsgmmcgdrbu07dkskiiec">
         <w:r>
           <w:rPr>
             <w:rStyle w:val="Hyperlink"/>
@@ -1115,7 +1115,7 @@
       <w:r>
         <w:t xml:space="preserve"> — modifié — </w:t>
       </w:r>
-      <w:hyperlink w:history="1" r:id="rId3bnbwhs0j5_z1gkwkbejd">
+      <w:hyperlink w:history="1" r:id="rIdqiksqh5ehzctfqvwwbxwp">
         <w:r>
           <w:rPr>
             <w:rStyle w:val="Hyperlink"/>
@@ -1152,7 +1152,7 @@
       <w:r>
         <w:t xml:space="preserve"> — modifié — </w:t>
       </w:r>
-      <w:hyperlink w:history="1" r:id="rId8qid3qnwgnqxaew9ub0sm">
+      <w:hyperlink w:history="1" r:id="rIdwqf7et8vwjmlpktemkfek">
         <w:r>
           <w:rPr>
             <w:rStyle w:val="Hyperlink"/>

--- a/docs/developpement/phases/word/PHASE_63_LE_STADE_EN_DIRECT_STANDS_EN_3D_EN_COULEUR_ALERTES_AU_CLIC.docx
+++ b/docs/developpement/phases/word/PHASE_63_LE_STADE_EN_DIRECT_STANDS_EN_3D_EN_COULEUR_ALERTES_AU_CLIC.docx
@@ -20,7 +20,7 @@
       <w:r>
         <w:t xml:space="preserve">FlaiX Expert · dossier de développement · généré le 2026-10-19 depuis le dépôt </w:t>
       </w:r>
-      <w:hyperlink w:history="1" r:id="rIdzdckwpuqnxqishbnwjbwl">
+      <w:hyperlink w:history="1" r:id="rId8g8ot4o29rzlxjk9yimcx">
         <w:r>
           <w:rPr>
             <w:rStyle w:val="Hyperlink"/>
@@ -588,7 +588,7 @@
           <w:numId w:val="2"/>
         </w:numPr>
       </w:pPr>
-      <w:hyperlink w:history="1" r:id="rIdqv9qvdfxwxvnpvorozbh3">
+      <w:hyperlink w:history="1" r:id="rIdml4bocm_msmmeyan13aqq">
         <w:r>
           <w:rPr>
             <w:rStyle w:val="Hyperlink"/>
@@ -608,7 +608,7 @@
           <w:numId w:val="2"/>
         </w:numPr>
       </w:pPr>
-      <w:hyperlink w:history="1" r:id="rIddtfaicem46vcjky7u1s62">
+      <w:hyperlink w:history="1" r:id="rIdjrqbzgb_ikncbvyabmwdh">
         <w:r>
           <w:rPr>
             <w:rStyle w:val="Hyperlink"/>
@@ -656,7 +656,7 @@
       <w:r>
         <w:t xml:space="preserve"> — créé — </w:t>
       </w:r>
-      <w:hyperlink w:history="1" r:id="rIdncgvi-2qcgvbnfirgh-me">
+      <w:hyperlink w:history="1" r:id="rIdafhoq8tq18gr7shwncfua">
         <w:r>
           <w:rPr>
             <w:rStyle w:val="Hyperlink"/>
@@ -693,7 +693,7 @@
       <w:r>
         <w:t xml:space="preserve"> — créé — </w:t>
       </w:r>
-      <w:hyperlink w:history="1" r:id="rIdjee7hmhwfs8dk2fjxks80">
+      <w:hyperlink w:history="1" r:id="rIdrapbph_n2z312ih3ztggn">
         <w:r>
           <w:rPr>
             <w:rStyle w:val="Hyperlink"/>
@@ -722,7 +722,7 @@
       <w:r>
         <w:t xml:space="preserve"> — créé — </w:t>
       </w:r>
-      <w:hyperlink w:history="1" r:id="rIdznc_navokehcuzj66nyqs">
+      <w:hyperlink w:history="1" r:id="rIdhbmhuwgt-pndll9haukaj">
         <w:r>
           <w:rPr>
             <w:rStyle w:val="Hyperlink"/>
@@ -759,7 +759,7 @@
       <w:r>
         <w:t xml:space="preserve"> — modifié — </w:t>
       </w:r>
-      <w:hyperlink w:history="1" r:id="rIdehzkam2ohyxbkxmg9hc5j">
+      <w:hyperlink w:history="1" r:id="rIdftsrpqid-zrks8tyuq0ug">
         <w:r>
           <w:rPr>
             <w:rStyle w:val="Hyperlink"/>
@@ -788,7 +788,7 @@
       <w:r>
         <w:t xml:space="preserve"> — modifié — </w:t>
       </w:r>
-      <w:hyperlink w:history="1" r:id="rIdadg6uxzp892wvyspdp21e">
+      <w:hyperlink w:history="1" r:id="rIdneej_bw5aqtfao7rtx_gt">
         <w:r>
           <w:rPr>
             <w:rStyle w:val="Hyperlink"/>
@@ -817,7 +817,7 @@
       <w:r>
         <w:t xml:space="preserve"> — créé — </w:t>
       </w:r>
-      <w:hyperlink w:history="1" r:id="rIdyhkgmcy1ar_hc7a6gzgt0">
+      <w:hyperlink w:history="1" r:id="rIdzkkvqc5zpseciuxwxmmuc">
         <w:r>
           <w:rPr>
             <w:rStyle w:val="Hyperlink"/>
@@ -854,7 +854,7 @@
       <w:r>
         <w:t xml:space="preserve"> — créé — </w:t>
       </w:r>
-      <w:hyperlink w:history="1" r:id="rIdubk9yi4jo-x0u2nn45hlg">
+      <w:hyperlink w:history="1" r:id="rIdtzko0sbngibwhjz-be5u_">
         <w:r>
           <w:rPr>
             <w:rStyle w:val="Hyperlink"/>
@@ -883,7 +883,7 @@
       <w:r>
         <w:t xml:space="preserve"> — modifié — </w:t>
       </w:r>
-      <w:hyperlink w:history="1" r:id="rIdyth0qu7yrxns6efqoukf2">
+      <w:hyperlink w:history="1" r:id="rIdluzt1sfgci_1vdv2ahdd-">
         <w:r>
           <w:rPr>
             <w:rStyle w:val="Hyperlink"/>
@@ -912,7 +912,7 @@
       <w:r>
         <w:t xml:space="preserve"> — modifié — </w:t>
       </w:r>
-      <w:hyperlink w:history="1" r:id="rIdzwtetjfdnfseemijd2e8l">
+      <w:hyperlink w:history="1" r:id="rIdvr1fxs_xloa0jtyhldtpt">
         <w:r>
           <w:rPr>
             <w:rStyle w:val="Hyperlink"/>
@@ -949,7 +949,7 @@
       <w:r>
         <w:t xml:space="preserve"> — modifié — </w:t>
       </w:r>
-      <w:hyperlink w:history="1" r:id="rIde318wqhucccruxfkk2ju2">
+      <w:hyperlink w:history="1" r:id="rIdabzckb66swpgetulyoxiq">
         <w:r>
           <w:rPr>
             <w:rStyle w:val="Hyperlink"/>
@@ -978,7 +978,7 @@
       <w:r>
         <w:t xml:space="preserve"> — modifié — </w:t>
       </w:r>
-      <w:hyperlink w:history="1" r:id="rId8abqtmskhitya5nwo0yzk">
+      <w:hyperlink w:history="1" r:id="rIdhortck44khygrgzchmsfv">
         <w:r>
           <w:rPr>
             <w:rStyle w:val="Hyperlink"/>
@@ -1007,7 +1007,7 @@
       <w:r>
         <w:t xml:space="preserve"> — modifié — </w:t>
       </w:r>
-      <w:hyperlink w:history="1" r:id="rIdqsvcsj6jjro-bakfb7_st">
+      <w:hyperlink w:history="1" r:id="rId3gqwjddimg_-nxqrskjhn">
         <w:r>
           <w:rPr>
             <w:rStyle w:val="Hyperlink"/>
@@ -1057,7 +1057,7 @@
       <w:r>
         <w:t xml:space="preserve"> — créé — </w:t>
       </w:r>
-      <w:hyperlink w:history="1" r:id="rIdv_lh4wmrq-xseghh4po6k">
+      <w:hyperlink w:history="1" r:id="rId-8zrlyzqx3anoecqg2yfl">
         <w:r>
           <w:rPr>
             <w:rStyle w:val="Hyperlink"/>
@@ -1086,7 +1086,7 @@
       <w:r>
         <w:t xml:space="preserve"> — créé — </w:t>
       </w:r>
-      <w:hyperlink w:history="1" r:id="rIddsgmmcgdrbu07dkskiiec">
+      <w:hyperlink w:history="1" r:id="rIdhmqlp5tsllxwru_thdqrm">
         <w:r>
           <w:rPr>
             <w:rStyle w:val="Hyperlink"/>
@@ -1115,7 +1115,7 @@
       <w:r>
         <w:t xml:space="preserve"> — modifié — </w:t>
       </w:r>
-      <w:hyperlink w:history="1" r:id="rIdqiksqh5ehzctfqvwwbxwp">
+      <w:hyperlink w:history="1" r:id="rIdooiyyeoav9zrwhxzryz-r">
         <w:r>
           <w:rPr>
             <w:rStyle w:val="Hyperlink"/>
@@ -1152,7 +1152,7 @@
       <w:r>
         <w:t xml:space="preserve"> — modifié — </w:t>
       </w:r>
-      <w:hyperlink w:history="1" r:id="rIdwqf7et8vwjmlpktemkfek">
+      <w:hyperlink w:history="1" r:id="rIdyu7vcsexnz49qobvcszky">
         <w:r>
           <w:rPr>
             <w:rStyle w:val="Hyperlink"/>

--- a/docs/developpement/phases/word/PHASE_63_LE_STADE_EN_DIRECT_STANDS_EN_3D_EN_COULEUR_ALERTES_AU_CLIC.docx
+++ b/docs/developpement/phases/word/PHASE_63_LE_STADE_EN_DIRECT_STANDS_EN_3D_EN_COULEUR_ALERTES_AU_CLIC.docx
@@ -20,7 +20,7 @@
       <w:r>
         <w:t xml:space="preserve">FlaiX Expert · dossier de développement · généré le 2026-10-19 depuis le dépôt </w:t>
       </w:r>
-      <w:hyperlink w:history="1" r:id="rId8g8ot4o29rzlxjk9yimcx">
+      <w:hyperlink w:history="1" r:id="rIdj4r_lnslgey9tktgs1isw">
         <w:r>
           <w:rPr>
             <w:rStyle w:val="Hyperlink"/>
@@ -588,7 +588,7 @@
           <w:numId w:val="2"/>
         </w:numPr>
       </w:pPr>
-      <w:hyperlink w:history="1" r:id="rIdml4bocm_msmmeyan13aqq">
+      <w:hyperlink w:history="1" r:id="rIdm5tzauolrhj3_ajvezruv">
         <w:r>
           <w:rPr>
             <w:rStyle w:val="Hyperlink"/>
@@ -608,7 +608,7 @@
           <w:numId w:val="2"/>
         </w:numPr>
       </w:pPr>
-      <w:hyperlink w:history="1" r:id="rIdjrqbzgb_ikncbvyabmwdh">
+      <w:hyperlink w:history="1" r:id="rId5x6hz42vtq5gotmzwo4ng">
         <w:r>
           <w:rPr>
             <w:rStyle w:val="Hyperlink"/>
@@ -656,7 +656,7 @@
       <w:r>
         <w:t xml:space="preserve"> — créé — </w:t>
       </w:r>
-      <w:hyperlink w:history="1" r:id="rIdafhoq8tq18gr7shwncfua">
+      <w:hyperlink w:history="1" r:id="rIdcj-g1kdhi3kqmhklakoku">
         <w:r>
           <w:rPr>
             <w:rStyle w:val="Hyperlink"/>
@@ -693,7 +693,7 @@
       <w:r>
         <w:t xml:space="preserve"> — créé — </w:t>
       </w:r>
-      <w:hyperlink w:history="1" r:id="rIdrapbph_n2z312ih3ztggn">
+      <w:hyperlink w:history="1" r:id="rIdygekfzemhi7bbjbpo3_lj">
         <w:r>
           <w:rPr>
             <w:rStyle w:val="Hyperlink"/>
@@ -722,7 +722,7 @@
       <w:r>
         <w:t xml:space="preserve"> — créé — </w:t>
       </w:r>
-      <w:hyperlink w:history="1" r:id="rIdhbmhuwgt-pndll9haukaj">
+      <w:hyperlink w:history="1" r:id="rIdbr1-ifjceb3489vbdktuo">
         <w:r>
           <w:rPr>
             <w:rStyle w:val="Hyperlink"/>
@@ -759,7 +759,7 @@
       <w:r>
         <w:t xml:space="preserve"> — modifié — </w:t>
       </w:r>
-      <w:hyperlink w:history="1" r:id="rIdftsrpqid-zrks8tyuq0ug">
+      <w:hyperlink w:history="1" r:id="rIdgzil2kjimniucffmyiefc">
         <w:r>
           <w:rPr>
             <w:rStyle w:val="Hyperlink"/>
@@ -788,7 +788,7 @@
       <w:r>
         <w:t xml:space="preserve"> — modifié — </w:t>
       </w:r>
-      <w:hyperlink w:history="1" r:id="rIdneej_bw5aqtfao7rtx_gt">
+      <w:hyperlink w:history="1" r:id="rIdtgclvlb_panryay3bzdfu">
         <w:r>
           <w:rPr>
             <w:rStyle w:val="Hyperlink"/>
@@ -817,7 +817,7 @@
       <w:r>
         <w:t xml:space="preserve"> — créé — </w:t>
       </w:r>
-      <w:hyperlink w:history="1" r:id="rIdzkkvqc5zpseciuxwxmmuc">
+      <w:hyperlink w:history="1" r:id="rIdbz3attbdtdumwwx9e2iry">
         <w:r>
           <w:rPr>
             <w:rStyle w:val="Hyperlink"/>
@@ -854,7 +854,7 @@
       <w:r>
         <w:t xml:space="preserve"> — créé — </w:t>
       </w:r>
-      <w:hyperlink w:history="1" r:id="rIdtzko0sbngibwhjz-be5u_">
+      <w:hyperlink w:history="1" r:id="rIdlzhbqqxeqw-jzf6w8a9nv">
         <w:r>
           <w:rPr>
             <w:rStyle w:val="Hyperlink"/>
@@ -883,7 +883,7 @@
       <w:r>
         <w:t xml:space="preserve"> — modifié — </w:t>
       </w:r>
-      <w:hyperlink w:history="1" r:id="rIdluzt1sfgci_1vdv2ahdd-">
+      <w:hyperlink w:history="1" r:id="rIdnlnsbs9thbzocwas4d8mq">
         <w:r>
           <w:rPr>
             <w:rStyle w:val="Hyperlink"/>
@@ -912,7 +912,7 @@
       <w:r>
         <w:t xml:space="preserve"> — modifié — </w:t>
       </w:r>
-      <w:hyperlink w:history="1" r:id="rIdvr1fxs_xloa0jtyhldtpt">
+      <w:hyperlink w:history="1" r:id="rIdgpql_x-yu4dpcwt7v88wt">
         <w:r>
           <w:rPr>
             <w:rStyle w:val="Hyperlink"/>
@@ -949,7 +949,7 @@
       <w:r>
         <w:t xml:space="preserve"> — modifié — </w:t>
       </w:r>
-      <w:hyperlink w:history="1" r:id="rIdabzckb66swpgetulyoxiq">
+      <w:hyperlink w:history="1" r:id="rIdqji9xc0by4jjqjz3evrwy">
         <w:r>
           <w:rPr>
             <w:rStyle w:val="Hyperlink"/>
@@ -978,7 +978,7 @@
       <w:r>
         <w:t xml:space="preserve"> — modifié — </w:t>
       </w:r>
-      <w:hyperlink w:history="1" r:id="rIdhortck44khygrgzchmsfv">
+      <w:hyperlink w:history="1" r:id="rId2s41vxrjkrzif3dtpbgf_">
         <w:r>
           <w:rPr>
             <w:rStyle w:val="Hyperlink"/>
@@ -1007,7 +1007,7 @@
       <w:r>
         <w:t xml:space="preserve"> — modifié — </w:t>
       </w:r>
-      <w:hyperlink w:history="1" r:id="rId3gqwjddimg_-nxqrskjhn">
+      <w:hyperlink w:history="1" r:id="rIdvineflqppbuwe5-kd6hgb">
         <w:r>
           <w:rPr>
             <w:rStyle w:val="Hyperlink"/>
@@ -1057,7 +1057,7 @@
       <w:r>
         <w:t xml:space="preserve"> — créé — </w:t>
       </w:r>
-      <w:hyperlink w:history="1" r:id="rId-8zrlyzqx3anoecqg2yfl">
+      <w:hyperlink w:history="1" r:id="rId5nfvbanrupouqmbhzhp40">
         <w:r>
           <w:rPr>
             <w:rStyle w:val="Hyperlink"/>
@@ -1086,7 +1086,7 @@
       <w:r>
         <w:t xml:space="preserve"> — créé — </w:t>
       </w:r>
-      <w:hyperlink w:history="1" r:id="rIdhmqlp5tsllxwru_thdqrm">
+      <w:hyperlink w:history="1" r:id="rIdanvtpmgldi6w2ububqwcm">
         <w:r>
           <w:rPr>
             <w:rStyle w:val="Hyperlink"/>
@@ -1115,7 +1115,7 @@
       <w:r>
         <w:t xml:space="preserve"> — modifié — </w:t>
       </w:r>
-      <w:hyperlink w:history="1" r:id="rIdooiyyeoav9zrwhxzryz-r">
+      <w:hyperlink w:history="1" r:id="rIdzp34abll9a45ing2kd3gs">
         <w:r>
           <w:rPr>
             <w:rStyle w:val="Hyperlink"/>
@@ -1152,7 +1152,7 @@
       <w:r>
         <w:t xml:space="preserve"> — modifié — </w:t>
       </w:r>
-      <w:hyperlink w:history="1" r:id="rIdyu7vcsexnz49qobvcszky">
+      <w:hyperlink w:history="1" r:id="rIdixpilmz6ixbeevyezv4s_">
         <w:r>
           <w:rPr>
             <w:rStyle w:val="Hyperlink"/>

--- a/docs/developpement/phases/word/PHASE_63_LE_STADE_EN_DIRECT_STANDS_EN_3D_EN_COULEUR_ALERTES_AU_CLIC.docx
+++ b/docs/developpement/phases/word/PHASE_63_LE_STADE_EN_DIRECT_STANDS_EN_3D_EN_COULEUR_ALERTES_AU_CLIC.docx
@@ -18,9 +18,9 @@
         <w:shd w:fill="F6F3FF" w:color="auto" w:val="clear"/>
       </w:pPr>
       <w:r>
-        <w:t xml:space="preserve">FlaiX Expert · dossier de développement · généré le 2026-10-19 depuis le dépôt </w:t>
-      </w:r>
-      <w:hyperlink w:history="1" r:id="rIdj4r_lnslgey9tktgs1isw">
+        <w:t xml:space="preserve">FlaiX Expert · dossier de développement · généré le 2026-10-21 depuis le dépôt </w:t>
+      </w:r>
+      <w:hyperlink w:history="1" r:id="rIdztj_sdr4fqskymldcm3r3">
         <w:r>
           <w:rPr>
             <w:rStyle w:val="Hyperlink"/>
@@ -588,7 +588,7 @@
           <w:numId w:val="2"/>
         </w:numPr>
       </w:pPr>
-      <w:hyperlink w:history="1" r:id="rIdm5tzauolrhj3_ajvezruv">
+      <w:hyperlink w:history="1" r:id="rIdpypz3cxie63sgwlspo4ut">
         <w:r>
           <w:rPr>
             <w:rStyle w:val="Hyperlink"/>
@@ -608,7 +608,7 @@
           <w:numId w:val="2"/>
         </w:numPr>
       </w:pPr>
-      <w:hyperlink w:history="1" r:id="rId5x6hz42vtq5gotmzwo4ng">
+      <w:hyperlink w:history="1" r:id="rIdk1e5ptw1dncxdm1pt8rb9">
         <w:r>
           <w:rPr>
             <w:rStyle w:val="Hyperlink"/>
@@ -656,7 +656,7 @@
       <w:r>
         <w:t xml:space="preserve"> — créé — </w:t>
       </w:r>
-      <w:hyperlink w:history="1" r:id="rIdcj-g1kdhi3kqmhklakoku">
+      <w:hyperlink w:history="1" r:id="rIdqpoabk-_1pnjhlfafoisc">
         <w:r>
           <w:rPr>
             <w:rStyle w:val="Hyperlink"/>
@@ -693,7 +693,7 @@
       <w:r>
         <w:t xml:space="preserve"> — créé — </w:t>
       </w:r>
-      <w:hyperlink w:history="1" r:id="rIdygekfzemhi7bbjbpo3_lj">
+      <w:hyperlink w:history="1" r:id="rIdtn3hruc0eycniyvqwhk2c">
         <w:r>
           <w:rPr>
             <w:rStyle w:val="Hyperlink"/>
@@ -722,7 +722,7 @@
       <w:r>
         <w:t xml:space="preserve"> — créé — </w:t>
       </w:r>
-      <w:hyperlink w:history="1" r:id="rIdbr1-ifjceb3489vbdktuo">
+      <w:hyperlink w:history="1" r:id="rIdqa6r0dnxt5i9alhyvmswt">
         <w:r>
           <w:rPr>
             <w:rStyle w:val="Hyperlink"/>
@@ -759,7 +759,7 @@
       <w:r>
         <w:t xml:space="preserve"> — modifié — </w:t>
       </w:r>
-      <w:hyperlink w:history="1" r:id="rIdgzil2kjimniucffmyiefc">
+      <w:hyperlink w:history="1" r:id="rIdroavehzdr6dzvhxpyto7k">
         <w:r>
           <w:rPr>
             <w:rStyle w:val="Hyperlink"/>
@@ -788,7 +788,7 @@
       <w:r>
         <w:t xml:space="preserve"> — modifié — </w:t>
       </w:r>
-      <w:hyperlink w:history="1" r:id="rIdtgclvlb_panryay3bzdfu">
+      <w:hyperlink w:history="1" r:id="rId09i00cijv3cf4scgee2s_">
         <w:r>
           <w:rPr>
             <w:rStyle w:val="Hyperlink"/>
@@ -817,7 +817,7 @@
       <w:r>
         <w:t xml:space="preserve"> — créé — </w:t>
       </w:r>
-      <w:hyperlink w:history="1" r:id="rIdbz3attbdtdumwwx9e2iry">
+      <w:hyperlink w:history="1" r:id="rIdaxpewwiqekskbgcw5w-ng">
         <w:r>
           <w:rPr>
             <w:rStyle w:val="Hyperlink"/>
@@ -854,7 +854,7 @@
       <w:r>
         <w:t xml:space="preserve"> — créé — </w:t>
       </w:r>
-      <w:hyperlink w:history="1" r:id="rIdlzhbqqxeqw-jzf6w8a9nv">
+      <w:hyperlink w:history="1" r:id="rIdex81-7ksjhmmrveoog1dh">
         <w:r>
           <w:rPr>
             <w:rStyle w:val="Hyperlink"/>
@@ -883,7 +883,7 @@
       <w:r>
         <w:t xml:space="preserve"> — modifié — </w:t>
       </w:r>
-      <w:hyperlink w:history="1" r:id="rIdnlnsbs9thbzocwas4d8mq">
+      <w:hyperlink w:history="1" r:id="rIdij-0p5fulxexupy9icurk">
         <w:r>
           <w:rPr>
             <w:rStyle w:val="Hyperlink"/>
@@ -912,7 +912,7 @@
       <w:r>
         <w:t xml:space="preserve"> — modifié — </w:t>
       </w:r>
-      <w:hyperlink w:history="1" r:id="rIdgpql_x-yu4dpcwt7v88wt">
+      <w:hyperlink w:history="1" r:id="rIdw96l7jjovjl1gce9myt1h">
         <w:r>
           <w:rPr>
             <w:rStyle w:val="Hyperlink"/>
@@ -949,7 +949,7 @@
       <w:r>
         <w:t xml:space="preserve"> — modifié — </w:t>
       </w:r>
-      <w:hyperlink w:history="1" r:id="rIdqji9xc0by4jjqjz3evrwy">
+      <w:hyperlink w:history="1" r:id="rIdvgu_8w4rzilsuu7ljh7o2">
         <w:r>
           <w:rPr>
             <w:rStyle w:val="Hyperlink"/>
@@ -978,7 +978,7 @@
       <w:r>
         <w:t xml:space="preserve"> — modifié — </w:t>
       </w:r>
-      <w:hyperlink w:history="1" r:id="rId2s41vxrjkrzif3dtpbgf_">
+      <w:hyperlink w:history="1" r:id="rIdy6o6g2bidd9wblfex4f_w">
         <w:r>
           <w:rPr>
             <w:rStyle w:val="Hyperlink"/>
@@ -1007,7 +1007,7 @@
       <w:r>
         <w:t xml:space="preserve"> — modifié — </w:t>
       </w:r>
-      <w:hyperlink w:history="1" r:id="rIdvineflqppbuwe5-kd6hgb">
+      <w:hyperlink w:history="1" r:id="rId-zd55_hf306dni2kai7f8">
         <w:r>
           <w:rPr>
             <w:rStyle w:val="Hyperlink"/>
@@ -1057,7 +1057,7 @@
       <w:r>
         <w:t xml:space="preserve"> — créé — </w:t>
       </w:r>
-      <w:hyperlink w:history="1" r:id="rId5nfvbanrupouqmbhzhp40">
+      <w:hyperlink w:history="1" r:id="rIdyusuzjgdy9vwarw91fue2">
         <w:r>
           <w:rPr>
             <w:rStyle w:val="Hyperlink"/>
@@ -1086,7 +1086,7 @@
       <w:r>
         <w:t xml:space="preserve"> — créé — </w:t>
       </w:r>
-      <w:hyperlink w:history="1" r:id="rIdanvtpmgldi6w2ububqwcm">
+      <w:hyperlink w:history="1" r:id="rId2vinyhs78bz88ceermfjx">
         <w:r>
           <w:rPr>
             <w:rStyle w:val="Hyperlink"/>
@@ -1115,7 +1115,7 @@
       <w:r>
         <w:t xml:space="preserve"> — modifié — </w:t>
       </w:r>
-      <w:hyperlink w:history="1" r:id="rIdzp34abll9a45ing2kd3gs">
+      <w:hyperlink w:history="1" r:id="rIdfwbzzvhfmerrltwjmsi8h">
         <w:r>
           <w:rPr>
             <w:rStyle w:val="Hyperlink"/>
@@ -1152,7 +1152,7 @@
       <w:r>
         <w:t xml:space="preserve"> — modifié — </w:t>
       </w:r>
-      <w:hyperlink w:history="1" r:id="rIdixpilmz6ixbeevyezv4s_">
+      <w:hyperlink w:history="1" r:id="rIdvynx3b_wbsv-01m38y8a8">
         <w:r>
           <w:rPr>
             <w:rStyle w:val="Hyperlink"/>

--- a/docs/developpement/phases/word/PHASE_63_LE_STADE_EN_DIRECT_STANDS_EN_3D_EN_COULEUR_ALERTES_AU_CLIC.docx
+++ b/docs/developpement/phases/word/PHASE_63_LE_STADE_EN_DIRECT_STANDS_EN_3D_EN_COULEUR_ALERTES_AU_CLIC.docx
@@ -20,7 +20,7 @@
       <w:r>
         <w:t xml:space="preserve">FlaiX Expert · dossier de développement · généré le 2026-10-21 depuis le dépôt </w:t>
       </w:r>
-      <w:hyperlink w:history="1" r:id="rIdztj_sdr4fqskymldcm3r3">
+      <w:hyperlink w:history="1" r:id="rIdkz2vj1qehgxbgyuxcxz1n">
         <w:r>
           <w:rPr>
             <w:rStyle w:val="Hyperlink"/>
@@ -588,7 +588,7 @@
           <w:numId w:val="2"/>
         </w:numPr>
       </w:pPr>
-      <w:hyperlink w:history="1" r:id="rIdpypz3cxie63sgwlspo4ut">
+      <w:hyperlink w:history="1" r:id="rIdyw7hafjttsefm4alxd3zl">
         <w:r>
           <w:rPr>
             <w:rStyle w:val="Hyperlink"/>
@@ -608,7 +608,7 @@
           <w:numId w:val="2"/>
         </w:numPr>
       </w:pPr>
-      <w:hyperlink w:history="1" r:id="rIdk1e5ptw1dncxdm1pt8rb9">
+      <w:hyperlink w:history="1" r:id="rIdtrsi0rbaq9_cvoypoow85">
         <w:r>
           <w:rPr>
             <w:rStyle w:val="Hyperlink"/>
@@ -656,7 +656,7 @@
       <w:r>
         <w:t xml:space="preserve"> — créé — </w:t>
       </w:r>
-      <w:hyperlink w:history="1" r:id="rIdqpoabk-_1pnjhlfafoisc">
+      <w:hyperlink w:history="1" r:id="rIdbh83o6ihoyncxzluvg0xt">
         <w:r>
           <w:rPr>
             <w:rStyle w:val="Hyperlink"/>
@@ -693,7 +693,7 @@
       <w:r>
         <w:t xml:space="preserve"> — créé — </w:t>
       </w:r>
-      <w:hyperlink w:history="1" r:id="rIdtn3hruc0eycniyvqwhk2c">
+      <w:hyperlink w:history="1" r:id="rId_pg8eqo_0kt76wb4g8nxh">
         <w:r>
           <w:rPr>
             <w:rStyle w:val="Hyperlink"/>
@@ -722,7 +722,7 @@
       <w:r>
         <w:t xml:space="preserve"> — créé — </w:t>
       </w:r>
-      <w:hyperlink w:history="1" r:id="rIdqa6r0dnxt5i9alhyvmswt">
+      <w:hyperlink w:history="1" r:id="rIdhtecsmmv3mhc_rwrwqzqz">
         <w:r>
           <w:rPr>
             <w:rStyle w:val="Hyperlink"/>
@@ -759,7 +759,7 @@
       <w:r>
         <w:t xml:space="preserve"> — modifié — </w:t>
       </w:r>
-      <w:hyperlink w:history="1" r:id="rIdroavehzdr6dzvhxpyto7k">
+      <w:hyperlink w:history="1" r:id="rIdhu7uf_jzm6f8kt_9rdcgk">
         <w:r>
           <w:rPr>
             <w:rStyle w:val="Hyperlink"/>
@@ -788,7 +788,7 @@
       <w:r>
         <w:t xml:space="preserve"> — modifié — </w:t>
       </w:r>
-      <w:hyperlink w:history="1" r:id="rId09i00cijv3cf4scgee2s_">
+      <w:hyperlink w:history="1" r:id="rId39fpetxlt9ywlqbmgtnic">
         <w:r>
           <w:rPr>
             <w:rStyle w:val="Hyperlink"/>
@@ -817,7 +817,7 @@
       <w:r>
         <w:t xml:space="preserve"> — créé — </w:t>
       </w:r>
-      <w:hyperlink w:history="1" r:id="rIdaxpewwiqekskbgcw5w-ng">
+      <w:hyperlink w:history="1" r:id="rIdivzjmj8jvn35pfj14akuj">
         <w:r>
           <w:rPr>
             <w:rStyle w:val="Hyperlink"/>
@@ -854,7 +854,7 @@
       <w:r>
         <w:t xml:space="preserve"> — créé — </w:t>
       </w:r>
-      <w:hyperlink w:history="1" r:id="rIdex81-7ksjhmmrveoog1dh">
+      <w:hyperlink w:history="1" r:id="rId7latnzjzhymq0g-y7rsef">
         <w:r>
           <w:rPr>
             <w:rStyle w:val="Hyperlink"/>
@@ -883,7 +883,7 @@
       <w:r>
         <w:t xml:space="preserve"> — modifié — </w:t>
       </w:r>
-      <w:hyperlink w:history="1" r:id="rIdij-0p5fulxexupy9icurk">
+      <w:hyperlink w:history="1" r:id="rIdjt2qd47wpytlgojandvhn">
         <w:r>
           <w:rPr>
             <w:rStyle w:val="Hyperlink"/>
@@ -912,7 +912,7 @@
       <w:r>
         <w:t xml:space="preserve"> — modifié — </w:t>
       </w:r>
-      <w:hyperlink w:history="1" r:id="rIdw96l7jjovjl1gce9myt1h">
+      <w:hyperlink w:history="1" r:id="rIdo0v2lv31vgsmhrkjhfuh-">
         <w:r>
           <w:rPr>
             <w:rStyle w:val="Hyperlink"/>
@@ -949,7 +949,7 @@
       <w:r>
         <w:t xml:space="preserve"> — modifié — </w:t>
       </w:r>
-      <w:hyperlink w:history="1" r:id="rIdvgu_8w4rzilsuu7ljh7o2">
+      <w:hyperlink w:history="1" r:id="rId34vpo97-ezxdehjxrud1p">
         <w:r>
           <w:rPr>
             <w:rStyle w:val="Hyperlink"/>
@@ -978,7 +978,7 @@
       <w:r>
         <w:t xml:space="preserve"> — modifié — </w:t>
       </w:r>
-      <w:hyperlink w:history="1" r:id="rIdy6o6g2bidd9wblfex4f_w">
+      <w:hyperlink w:history="1" r:id="rIdnfwrikt8kdh-mdhbxjred">
         <w:r>
           <w:rPr>
             <w:rStyle w:val="Hyperlink"/>
@@ -1007,7 +1007,7 @@
       <w:r>
         <w:t xml:space="preserve"> — modifié — </w:t>
       </w:r>
-      <w:hyperlink w:history="1" r:id="rId-zd55_hf306dni2kai7f8">
+      <w:hyperlink w:history="1" r:id="rIdnpruznmr_wvdkbn6nyg4g">
         <w:r>
           <w:rPr>
             <w:rStyle w:val="Hyperlink"/>
@@ -1057,7 +1057,7 @@
       <w:r>
         <w:t xml:space="preserve"> — créé — </w:t>
       </w:r>
-      <w:hyperlink w:history="1" r:id="rIdyusuzjgdy9vwarw91fue2">
+      <w:hyperlink w:history="1" r:id="rIdkz8m9lcejzaqc3iz1nsuk">
         <w:r>
           <w:rPr>
             <w:rStyle w:val="Hyperlink"/>
@@ -1086,7 +1086,7 @@
       <w:r>
         <w:t xml:space="preserve"> — créé — </w:t>
       </w:r>
-      <w:hyperlink w:history="1" r:id="rId2vinyhs78bz88ceermfjx">
+      <w:hyperlink w:history="1" r:id="rId-nxytiwnotdnynnfipbur">
         <w:r>
           <w:rPr>
             <w:rStyle w:val="Hyperlink"/>
@@ -1115,7 +1115,7 @@
       <w:r>
         <w:t xml:space="preserve"> — modifié — </w:t>
       </w:r>
-      <w:hyperlink w:history="1" r:id="rIdfwbzzvhfmerrltwjmsi8h">
+      <w:hyperlink w:history="1" r:id="rIdlh4dowa6ireiopjyvzrv3">
         <w:r>
           <w:rPr>
             <w:rStyle w:val="Hyperlink"/>
@@ -1152,7 +1152,7 @@
       <w:r>
         <w:t xml:space="preserve"> — modifié — </w:t>
       </w:r>
-      <w:hyperlink w:history="1" r:id="rIdvynx3b_wbsv-01m38y8a8">
+      <w:hyperlink w:history="1" r:id="rIdexlug-mqwmggykv82c75d">
         <w:r>
           <w:rPr>
             <w:rStyle w:val="Hyperlink"/>

--- a/docs/developpement/phases/word/PHASE_63_LE_STADE_EN_DIRECT_STANDS_EN_3D_EN_COULEUR_ALERTES_AU_CLIC.docx
+++ b/docs/developpement/phases/word/PHASE_63_LE_STADE_EN_DIRECT_STANDS_EN_3D_EN_COULEUR_ALERTES_AU_CLIC.docx
@@ -18,9 +18,9 @@
         <w:shd w:fill="F6F3FF" w:color="auto" w:val="clear"/>
       </w:pPr>
       <w:r>
-        <w:t xml:space="preserve">FlaiX Expert · dossier de développement · généré le 2026-10-21 depuis le dépôt </w:t>
-      </w:r>
-      <w:hyperlink w:history="1" r:id="rIdkz2vj1qehgxbgyuxcxz1n">
+        <w:t xml:space="preserve">FlaiX Expert · dossier de développement · généré le 2026-10-23 depuis le dépôt </w:t>
+      </w:r>
+      <w:hyperlink w:history="1" r:id="rIdcelxxcoihbdiv44rpmwtx">
         <w:r>
           <w:rPr>
             <w:rStyle w:val="Hyperlink"/>
@@ -588,7 +588,7 @@
           <w:numId w:val="2"/>
         </w:numPr>
       </w:pPr>
-      <w:hyperlink w:history="1" r:id="rIdyw7hafjttsefm4alxd3zl">
+      <w:hyperlink w:history="1" r:id="rIdimuk_3mymaoflbpyjt9bq">
         <w:r>
           <w:rPr>
             <w:rStyle w:val="Hyperlink"/>
@@ -608,7 +608,7 @@
           <w:numId w:val="2"/>
         </w:numPr>
       </w:pPr>
-      <w:hyperlink w:history="1" r:id="rIdtrsi0rbaq9_cvoypoow85">
+      <w:hyperlink w:history="1" r:id="rIdoavyhg8dg4pc2dcd-grrd">
         <w:r>
           <w:rPr>
             <w:rStyle w:val="Hyperlink"/>
@@ -656,7 +656,7 @@
       <w:r>
         <w:t xml:space="preserve"> — créé — </w:t>
       </w:r>
-      <w:hyperlink w:history="1" r:id="rIdbh83o6ihoyncxzluvg0xt">
+      <w:hyperlink w:history="1" r:id="rIdds6_fam_ye2mxiiepexcl">
         <w:r>
           <w:rPr>
             <w:rStyle w:val="Hyperlink"/>
@@ -693,7 +693,7 @@
       <w:r>
         <w:t xml:space="preserve"> — créé — </w:t>
       </w:r>
-      <w:hyperlink w:history="1" r:id="rId_pg8eqo_0kt76wb4g8nxh">
+      <w:hyperlink w:history="1" r:id="rIdvdlm_cm2mkpwnwhki4deb">
         <w:r>
           <w:rPr>
             <w:rStyle w:val="Hyperlink"/>
@@ -722,7 +722,7 @@
       <w:r>
         <w:t xml:space="preserve"> — créé — </w:t>
       </w:r>
-      <w:hyperlink w:history="1" r:id="rIdhtecsmmv3mhc_rwrwqzqz">
+      <w:hyperlink w:history="1" r:id="rIdsexxqhlkrjxwww_bmzygh">
         <w:r>
           <w:rPr>
             <w:rStyle w:val="Hyperlink"/>
@@ -759,7 +759,7 @@
       <w:r>
         <w:t xml:space="preserve"> — modifié — </w:t>
       </w:r>
-      <w:hyperlink w:history="1" r:id="rIdhu7uf_jzm6f8kt_9rdcgk">
+      <w:hyperlink w:history="1" r:id="rId0-gs0l43akdjnyijdotz-">
         <w:r>
           <w:rPr>
             <w:rStyle w:val="Hyperlink"/>
@@ -788,7 +788,7 @@
       <w:r>
         <w:t xml:space="preserve"> — modifié — </w:t>
       </w:r>
-      <w:hyperlink w:history="1" r:id="rId39fpetxlt9ywlqbmgtnic">
+      <w:hyperlink w:history="1" r:id="rIdd0hcqwjw985ngskaulez9">
         <w:r>
           <w:rPr>
             <w:rStyle w:val="Hyperlink"/>
@@ -817,7 +817,7 @@
       <w:r>
         <w:t xml:space="preserve"> — créé — </w:t>
       </w:r>
-      <w:hyperlink w:history="1" r:id="rIdivzjmj8jvn35pfj14akuj">
+      <w:hyperlink w:history="1" r:id="rIdexhy_y4zj03pkxtffd3g1">
         <w:r>
           <w:rPr>
             <w:rStyle w:val="Hyperlink"/>
@@ -854,7 +854,7 @@
       <w:r>
         <w:t xml:space="preserve"> — créé — </w:t>
       </w:r>
-      <w:hyperlink w:history="1" r:id="rId7latnzjzhymq0g-y7rsef">
+      <w:hyperlink w:history="1" r:id="rIdbnex0bjrifc6ic1n3rzbe">
         <w:r>
           <w:rPr>
             <w:rStyle w:val="Hyperlink"/>
@@ -883,7 +883,7 @@
       <w:r>
         <w:t xml:space="preserve"> — modifié — </w:t>
       </w:r>
-      <w:hyperlink w:history="1" r:id="rIdjt2qd47wpytlgojandvhn">
+      <w:hyperlink w:history="1" r:id="rIdvjnpjlelansgimjwuxt-n">
         <w:r>
           <w:rPr>
             <w:rStyle w:val="Hyperlink"/>
@@ -912,7 +912,7 @@
       <w:r>
         <w:t xml:space="preserve"> — modifié — </w:t>
       </w:r>
-      <w:hyperlink w:history="1" r:id="rIdo0v2lv31vgsmhrkjhfuh-">
+      <w:hyperlink w:history="1" r:id="rId_dsy2-8fexhfj_23y3mgg">
         <w:r>
           <w:rPr>
             <w:rStyle w:val="Hyperlink"/>
@@ -949,7 +949,7 @@
       <w:r>
         <w:t xml:space="preserve"> — modifié — </w:t>
       </w:r>
-      <w:hyperlink w:history="1" r:id="rId34vpo97-ezxdehjxrud1p">
+      <w:hyperlink w:history="1" r:id="rIdweughtbciww6gn7npxwqh">
         <w:r>
           <w:rPr>
             <w:rStyle w:val="Hyperlink"/>
@@ -978,7 +978,7 @@
       <w:r>
         <w:t xml:space="preserve"> — modifié — </w:t>
       </w:r>
-      <w:hyperlink w:history="1" r:id="rIdnfwrikt8kdh-mdhbxjred">
+      <w:hyperlink w:history="1" r:id="rIdnqrqcfg9fl3086rmzwlhf">
         <w:r>
           <w:rPr>
             <w:rStyle w:val="Hyperlink"/>
@@ -1007,7 +1007,7 @@
       <w:r>
         <w:t xml:space="preserve"> — modifié — </w:t>
       </w:r>
-      <w:hyperlink w:history="1" r:id="rIdnpruznmr_wvdkbn6nyg4g">
+      <w:hyperlink w:history="1" r:id="rIdibrkyxcpkzzpabuotkqfr">
         <w:r>
           <w:rPr>
             <w:rStyle w:val="Hyperlink"/>
@@ -1057,7 +1057,7 @@
       <w:r>
         <w:t xml:space="preserve"> — créé — </w:t>
       </w:r>
-      <w:hyperlink w:history="1" r:id="rIdkz8m9lcejzaqc3iz1nsuk">
+      <w:hyperlink w:history="1" r:id="rIdnlmiqdfryiuusxbq10kur">
         <w:r>
           <w:rPr>
             <w:rStyle w:val="Hyperlink"/>
@@ -1086,7 +1086,7 @@
       <w:r>
         <w:t xml:space="preserve"> — créé — </w:t>
       </w:r>
-      <w:hyperlink w:history="1" r:id="rId-nxytiwnotdnynnfipbur">
+      <w:hyperlink w:history="1" r:id="rIds0pkyno8hi6uhidehn19f">
         <w:r>
           <w:rPr>
             <w:rStyle w:val="Hyperlink"/>
@@ -1115,7 +1115,7 @@
       <w:r>
         <w:t xml:space="preserve"> — modifié — </w:t>
       </w:r>
-      <w:hyperlink w:history="1" r:id="rIdlh4dowa6ireiopjyvzrv3">
+      <w:hyperlink w:history="1" r:id="rIdd4gnsn0_i3swvewyopzec">
         <w:r>
           <w:rPr>
             <w:rStyle w:val="Hyperlink"/>
@@ -1152,7 +1152,7 @@
       <w:r>
         <w:t xml:space="preserve"> — modifié — </w:t>
       </w:r>
-      <w:hyperlink w:history="1" r:id="rIdexlug-mqwmggykv82c75d">
+      <w:hyperlink w:history="1" r:id="rIdwylwaimqa7indqtg4h9rp">
         <w:r>
           <w:rPr>
             <w:rStyle w:val="Hyperlink"/>

--- a/docs/developpement/phases/word/PHASE_63_LE_STADE_EN_DIRECT_STANDS_EN_3D_EN_COULEUR_ALERTES_AU_CLIC.docx
+++ b/docs/developpement/phases/word/PHASE_63_LE_STADE_EN_DIRECT_STANDS_EN_3D_EN_COULEUR_ALERTES_AU_CLIC.docx
@@ -18,9 +18,9 @@
         <w:shd w:fill="F6F3FF" w:color="auto" w:val="clear"/>
       </w:pPr>
       <w:r>
-        <w:t xml:space="preserve">FlaiX Expert · dossier de développement · généré le 2026-10-23 depuis le dépôt </w:t>
-      </w:r>
-      <w:hyperlink w:history="1" r:id="rIdcelxxcoihbdiv44rpmwtx">
+        <w:t xml:space="preserve">FlaiX Expert · dossier de développement · généré le 2026-10-24 depuis le dépôt </w:t>
+      </w:r>
+      <w:hyperlink w:history="1" r:id="rIdge2tyl7djln8ngxtmwfbn">
         <w:r>
           <w:rPr>
             <w:rStyle w:val="Hyperlink"/>
@@ -588,7 +588,7 @@
           <w:numId w:val="2"/>
         </w:numPr>
       </w:pPr>
-      <w:hyperlink w:history="1" r:id="rIdimuk_3mymaoflbpyjt9bq">
+      <w:hyperlink w:history="1" r:id="rIdf8ds-q-v4th4gzbvaecfg">
         <w:r>
           <w:rPr>
             <w:rStyle w:val="Hyperlink"/>
@@ -608,7 +608,7 @@
           <w:numId w:val="2"/>
         </w:numPr>
       </w:pPr>
-      <w:hyperlink w:history="1" r:id="rIdoavyhg8dg4pc2dcd-grrd">
+      <w:hyperlink w:history="1" r:id="rIdatnn2xnin7nfpe1ncklho">
         <w:r>
           <w:rPr>
             <w:rStyle w:val="Hyperlink"/>
@@ -656,7 +656,7 @@
       <w:r>
         <w:t xml:space="preserve"> — créé — </w:t>
       </w:r>
-      <w:hyperlink w:history="1" r:id="rIdds6_fam_ye2mxiiepexcl">
+      <w:hyperlink w:history="1" r:id="rIdegv5dpklzyusgk-i9z4yf">
         <w:r>
           <w:rPr>
             <w:rStyle w:val="Hyperlink"/>
@@ -693,7 +693,7 @@
       <w:r>
         <w:t xml:space="preserve"> — créé — </w:t>
       </w:r>
-      <w:hyperlink w:history="1" r:id="rIdvdlm_cm2mkpwnwhki4deb">
+      <w:hyperlink w:history="1" r:id="rIdeu_b34cundnoq8sdnmbim">
         <w:r>
           <w:rPr>
             <w:rStyle w:val="Hyperlink"/>
@@ -722,7 +722,7 @@
       <w:r>
         <w:t xml:space="preserve"> — créé — </w:t>
       </w:r>
-      <w:hyperlink w:history="1" r:id="rIdsexxqhlkrjxwww_bmzygh">
+      <w:hyperlink w:history="1" r:id="rId0hfoox7l0dhq2ylc5_iaw">
         <w:r>
           <w:rPr>
             <w:rStyle w:val="Hyperlink"/>
@@ -759,7 +759,7 @@
       <w:r>
         <w:t xml:space="preserve"> — modifié — </w:t>
       </w:r>
-      <w:hyperlink w:history="1" r:id="rId0-gs0l43akdjnyijdotz-">
+      <w:hyperlink w:history="1" r:id="rIdvv0rd7-ehkrvpekerux13">
         <w:r>
           <w:rPr>
             <w:rStyle w:val="Hyperlink"/>
@@ -788,7 +788,7 @@
       <w:r>
         <w:t xml:space="preserve"> — modifié — </w:t>
       </w:r>
-      <w:hyperlink w:history="1" r:id="rIdd0hcqwjw985ngskaulez9">
+      <w:hyperlink w:history="1" r:id="rIdpgokuad5kd8plhoy_amto">
         <w:r>
           <w:rPr>
             <w:rStyle w:val="Hyperlink"/>
@@ -817,7 +817,7 @@
       <w:r>
         <w:t xml:space="preserve"> — créé — </w:t>
       </w:r>
-      <w:hyperlink w:history="1" r:id="rIdexhy_y4zj03pkxtffd3g1">
+      <w:hyperlink w:history="1" r:id="rIdxtz2su0io93zdtpszvhab">
         <w:r>
           <w:rPr>
             <w:rStyle w:val="Hyperlink"/>
@@ -854,7 +854,7 @@
       <w:r>
         <w:t xml:space="preserve"> — créé — </w:t>
       </w:r>
-      <w:hyperlink w:history="1" r:id="rIdbnex0bjrifc6ic1n3rzbe">
+      <w:hyperlink w:history="1" r:id="rIdhxwuxydpnqwaynbfyoko1">
         <w:r>
           <w:rPr>
             <w:rStyle w:val="Hyperlink"/>
@@ -883,7 +883,7 @@
       <w:r>
         <w:t xml:space="preserve"> — modifié — </w:t>
       </w:r>
-      <w:hyperlink w:history="1" r:id="rIdvjnpjlelansgimjwuxt-n">
+      <w:hyperlink w:history="1" r:id="rIdiwa-8l7lpaxymq7oph8e3">
         <w:r>
           <w:rPr>
             <w:rStyle w:val="Hyperlink"/>
@@ -912,7 +912,7 @@
       <w:r>
         <w:t xml:space="preserve"> — modifié — </w:t>
       </w:r>
-      <w:hyperlink w:history="1" r:id="rId_dsy2-8fexhfj_23y3mgg">
+      <w:hyperlink w:history="1" r:id="rIdqruwkgruchqol6rxohtwv">
         <w:r>
           <w:rPr>
             <w:rStyle w:val="Hyperlink"/>
@@ -949,7 +949,7 @@
       <w:r>
         <w:t xml:space="preserve"> — modifié — </w:t>
       </w:r>
-      <w:hyperlink w:history="1" r:id="rIdweughtbciww6gn7npxwqh">
+      <w:hyperlink w:history="1" r:id="rIdlw5qfltc6bxlfox7nday9">
         <w:r>
           <w:rPr>
             <w:rStyle w:val="Hyperlink"/>
@@ -978,7 +978,7 @@
       <w:r>
         <w:t xml:space="preserve"> — modifié — </w:t>
       </w:r>
-      <w:hyperlink w:history="1" r:id="rIdnqrqcfg9fl3086rmzwlhf">
+      <w:hyperlink w:history="1" r:id="rIdj7hrc8svshbh-1vg8dame">
         <w:r>
           <w:rPr>
             <w:rStyle w:val="Hyperlink"/>
@@ -1007,7 +1007,7 @@
       <w:r>
         <w:t xml:space="preserve"> — modifié — </w:t>
       </w:r>
-      <w:hyperlink w:history="1" r:id="rIdibrkyxcpkzzpabuotkqfr">
+      <w:hyperlink w:history="1" r:id="rId-qmdgtnv7bxlrjghchri6">
         <w:r>
           <w:rPr>
             <w:rStyle w:val="Hyperlink"/>
@@ -1057,7 +1057,7 @@
       <w:r>
         <w:t xml:space="preserve"> — créé — </w:t>
       </w:r>
-      <w:hyperlink w:history="1" r:id="rIdnlmiqdfryiuusxbq10kur">
+      <w:hyperlink w:history="1" r:id="rIdna5eqkpacekvs1j1tsnmf">
         <w:r>
           <w:rPr>
             <w:rStyle w:val="Hyperlink"/>
@@ -1086,7 +1086,7 @@
       <w:r>
         <w:t xml:space="preserve"> — créé — </w:t>
       </w:r>
-      <w:hyperlink w:history="1" r:id="rIds0pkyno8hi6uhidehn19f">
+      <w:hyperlink w:history="1" r:id="rIddwynkps4tmc-_sac6ksy6">
         <w:r>
           <w:rPr>
             <w:rStyle w:val="Hyperlink"/>
@@ -1115,7 +1115,7 @@
       <w:r>
         <w:t xml:space="preserve"> — modifié — </w:t>
       </w:r>
-      <w:hyperlink w:history="1" r:id="rIdd4gnsn0_i3swvewyopzec">
+      <w:hyperlink w:history="1" r:id="rIdihjfnzbzgga8ta_druasd">
         <w:r>
           <w:rPr>
             <w:rStyle w:val="Hyperlink"/>
@@ -1152,7 +1152,7 @@
       <w:r>
         <w:t xml:space="preserve"> — modifié — </w:t>
       </w:r>
-      <w:hyperlink w:history="1" r:id="rIdwylwaimqa7indqtg4h9rp">
+      <w:hyperlink w:history="1" r:id="rIdoikezvbbressuzktukz3y">
         <w:r>
           <w:rPr>
             <w:rStyle w:val="Hyperlink"/>

--- a/docs/developpement/phases/word/PHASE_63_LE_STADE_EN_DIRECT_STANDS_EN_3D_EN_COULEUR_ALERTES_AU_CLIC.docx
+++ b/docs/developpement/phases/word/PHASE_63_LE_STADE_EN_DIRECT_STANDS_EN_3D_EN_COULEUR_ALERTES_AU_CLIC.docx
@@ -18,9 +18,9 @@
         <w:shd w:fill="F6F3FF" w:color="auto" w:val="clear"/>
       </w:pPr>
       <w:r>
-        <w:t xml:space="preserve">FlaiX Expert · dossier de développement · généré le 2026-10-24 depuis le dépôt </w:t>
-      </w:r>
-      <w:hyperlink w:history="1" r:id="rIdge2tyl7djln8ngxtmwfbn">
+        <w:t xml:space="preserve">FlaiX Expert · dossier de développement · généré le 2026-10-25 depuis le dépôt </w:t>
+      </w:r>
+      <w:hyperlink w:history="1" r:id="rId72iqsrlfzlfjaudyikl6a">
         <w:r>
           <w:rPr>
             <w:rStyle w:val="Hyperlink"/>
@@ -588,7 +588,7 @@
           <w:numId w:val="2"/>
         </w:numPr>
       </w:pPr>
-      <w:hyperlink w:history="1" r:id="rIdf8ds-q-v4th4gzbvaecfg">
+      <w:hyperlink w:history="1" r:id="rIdmlf_liowb0vczhmmldk6n">
         <w:r>
           <w:rPr>
             <w:rStyle w:val="Hyperlink"/>
@@ -608,7 +608,7 @@
           <w:numId w:val="2"/>
         </w:numPr>
       </w:pPr>
-      <w:hyperlink w:history="1" r:id="rIdatnn2xnin7nfpe1ncklho">
+      <w:hyperlink w:history="1" r:id="rIdq-w_bmlromkxckfcnkdgc">
         <w:r>
           <w:rPr>
             <w:rStyle w:val="Hyperlink"/>
@@ -656,7 +656,7 @@
       <w:r>
         <w:t xml:space="preserve"> — créé — </w:t>
       </w:r>
-      <w:hyperlink w:history="1" r:id="rIdegv5dpklzyusgk-i9z4yf">
+      <w:hyperlink w:history="1" r:id="rIdj7x-rixj3nvwzhvm13l3t">
         <w:r>
           <w:rPr>
             <w:rStyle w:val="Hyperlink"/>
@@ -693,7 +693,7 @@
       <w:r>
         <w:t xml:space="preserve"> — créé — </w:t>
       </w:r>
-      <w:hyperlink w:history="1" r:id="rIdeu_b34cundnoq8sdnmbim">
+      <w:hyperlink w:history="1" r:id="rIdwkxdbzqx0sh18a_jby9nz">
         <w:r>
           <w:rPr>
             <w:rStyle w:val="Hyperlink"/>
@@ -722,7 +722,7 @@
       <w:r>
         <w:t xml:space="preserve"> — créé — </w:t>
       </w:r>
-      <w:hyperlink w:history="1" r:id="rId0hfoox7l0dhq2ylc5_iaw">
+      <w:hyperlink w:history="1" r:id="rIda03abowcyc2oiu2pdca5e">
         <w:r>
           <w:rPr>
             <w:rStyle w:val="Hyperlink"/>
@@ -759,7 +759,7 @@
       <w:r>
         <w:t xml:space="preserve"> — modifié — </w:t>
       </w:r>
-      <w:hyperlink w:history="1" r:id="rIdvv0rd7-ehkrvpekerux13">
+      <w:hyperlink w:history="1" r:id="rIdm7n_ijw5z6gwzej2bkppu">
         <w:r>
           <w:rPr>
             <w:rStyle w:val="Hyperlink"/>
@@ -788,7 +788,7 @@
       <w:r>
         <w:t xml:space="preserve"> — modifié — </w:t>
       </w:r>
-      <w:hyperlink w:history="1" r:id="rIdpgokuad5kd8plhoy_amto">
+      <w:hyperlink w:history="1" r:id="rIdq-ikn_qfrvzivc71h5pwb">
         <w:r>
           <w:rPr>
             <w:rStyle w:val="Hyperlink"/>
@@ -817,7 +817,7 @@
       <w:r>
         <w:t xml:space="preserve"> — créé — </w:t>
       </w:r>
-      <w:hyperlink w:history="1" r:id="rIdxtz2su0io93zdtpszvhab">
+      <w:hyperlink w:history="1" r:id="rIdj5khkyvr19shje_fkhrsk">
         <w:r>
           <w:rPr>
             <w:rStyle w:val="Hyperlink"/>
@@ -854,7 +854,7 @@
       <w:r>
         <w:t xml:space="preserve"> — créé — </w:t>
       </w:r>
-      <w:hyperlink w:history="1" r:id="rIdhxwuxydpnqwaynbfyoko1">
+      <w:hyperlink w:history="1" r:id="rId3rm_4o_zthwtolf9hbrs4">
         <w:r>
           <w:rPr>
             <w:rStyle w:val="Hyperlink"/>
@@ -883,7 +883,7 @@
       <w:r>
         <w:t xml:space="preserve"> — modifié — </w:t>
       </w:r>
-      <w:hyperlink w:history="1" r:id="rIdiwa-8l7lpaxymq7oph8e3">
+      <w:hyperlink w:history="1" r:id="rId4poqie0ads_gwlvseiupx">
         <w:r>
           <w:rPr>
             <w:rStyle w:val="Hyperlink"/>
@@ -912,7 +912,7 @@
       <w:r>
         <w:t xml:space="preserve"> — modifié — </w:t>
       </w:r>
-      <w:hyperlink w:history="1" r:id="rIdqruwkgruchqol6rxohtwv">
+      <w:hyperlink w:history="1" r:id="rIdke7vd49uejzh6zzx4-eqt">
         <w:r>
           <w:rPr>
             <w:rStyle w:val="Hyperlink"/>
@@ -949,7 +949,7 @@
       <w:r>
         <w:t xml:space="preserve"> — modifié — </w:t>
       </w:r>
-      <w:hyperlink w:history="1" r:id="rIdlw5qfltc6bxlfox7nday9">
+      <w:hyperlink w:history="1" r:id="rIdlle3u68rigupkc5xjvzla">
         <w:r>
           <w:rPr>
             <w:rStyle w:val="Hyperlink"/>
@@ -978,7 +978,7 @@
       <w:r>
         <w:t xml:space="preserve"> — modifié — </w:t>
       </w:r>
-      <w:hyperlink w:history="1" r:id="rIdj7hrc8svshbh-1vg8dame">
+      <w:hyperlink w:history="1" r:id="rIdjbin-aemda6wykwbzyh9h">
         <w:r>
           <w:rPr>
             <w:rStyle w:val="Hyperlink"/>
@@ -1007,7 +1007,7 @@
       <w:r>
         <w:t xml:space="preserve"> — modifié — </w:t>
       </w:r>
-      <w:hyperlink w:history="1" r:id="rId-qmdgtnv7bxlrjghchri6">
+      <w:hyperlink w:history="1" r:id="rIdyd2kf9mhdqfuuvp9v0qko">
         <w:r>
           <w:rPr>
             <w:rStyle w:val="Hyperlink"/>
@@ -1057,7 +1057,7 @@
       <w:r>
         <w:t xml:space="preserve"> — créé — </w:t>
       </w:r>
-      <w:hyperlink w:history="1" r:id="rIdna5eqkpacekvs1j1tsnmf">
+      <w:hyperlink w:history="1" r:id="rId_ut0gvh4r1gwzd4yhfsew">
         <w:r>
           <w:rPr>
             <w:rStyle w:val="Hyperlink"/>
@@ -1086,7 +1086,7 @@
       <w:r>
         <w:t xml:space="preserve"> — créé — </w:t>
       </w:r>
-      <w:hyperlink w:history="1" r:id="rIddwynkps4tmc-_sac6ksy6">
+      <w:hyperlink w:history="1" r:id="rIdac44putioehnpumfrx_oq">
         <w:r>
           <w:rPr>
             <w:rStyle w:val="Hyperlink"/>
@@ -1115,7 +1115,7 @@
       <w:r>
         <w:t xml:space="preserve"> — modifié — </w:t>
       </w:r>
-      <w:hyperlink w:history="1" r:id="rIdihjfnzbzgga8ta_druasd">
+      <w:hyperlink w:history="1" r:id="rId5am76w5yg4k-wcqv0rtuz">
         <w:r>
           <w:rPr>
             <w:rStyle w:val="Hyperlink"/>
@@ -1152,7 +1152,7 @@
       <w:r>
         <w:t xml:space="preserve"> — modifié — </w:t>
       </w:r>
-      <w:hyperlink w:history="1" r:id="rIdoikezvbbressuzktukz3y">
+      <w:hyperlink w:history="1" r:id="rIdegaqz767tcv-bjjybqfon">
         <w:r>
           <w:rPr>
             <w:rStyle w:val="Hyperlink"/>

--- a/docs/developpement/phases/word/PHASE_63_LE_STADE_EN_DIRECT_STANDS_EN_3D_EN_COULEUR_ALERTES_AU_CLIC.docx
+++ b/docs/developpement/phases/word/PHASE_63_LE_STADE_EN_DIRECT_STANDS_EN_3D_EN_COULEUR_ALERTES_AU_CLIC.docx
@@ -20,7 +20,7 @@
       <w:r>
         <w:t xml:space="preserve">FlaiX Expert · dossier de développement · généré le 2026-10-25 depuis le dépôt </w:t>
       </w:r>
-      <w:hyperlink w:history="1" r:id="rId72iqsrlfzlfjaudyikl6a">
+      <w:hyperlink w:history="1" r:id="rIdiu4qexm5-buwwvpr6j30_">
         <w:r>
           <w:rPr>
             <w:rStyle w:val="Hyperlink"/>
@@ -588,7 +588,7 @@
           <w:numId w:val="2"/>
         </w:numPr>
       </w:pPr>
-      <w:hyperlink w:history="1" r:id="rIdmlf_liowb0vczhmmldk6n">
+      <w:hyperlink w:history="1" r:id="rId7ewrqb111o4wrjtizpugp">
         <w:r>
           <w:rPr>
             <w:rStyle w:val="Hyperlink"/>
@@ -608,7 +608,7 @@
           <w:numId w:val="2"/>
         </w:numPr>
       </w:pPr>
-      <w:hyperlink w:history="1" r:id="rIdq-w_bmlromkxckfcnkdgc">
+      <w:hyperlink w:history="1" r:id="rIdld73vs73ii60ivsnztaxz">
         <w:r>
           <w:rPr>
             <w:rStyle w:val="Hyperlink"/>
@@ -656,7 +656,7 @@
       <w:r>
         <w:t xml:space="preserve"> — créé — </w:t>
       </w:r>
-      <w:hyperlink w:history="1" r:id="rIdj7x-rixj3nvwzhvm13l3t">
+      <w:hyperlink w:history="1" r:id="rId_sh1mahwpy1j1ateev7mz">
         <w:r>
           <w:rPr>
             <w:rStyle w:val="Hyperlink"/>
@@ -693,7 +693,7 @@
       <w:r>
         <w:t xml:space="preserve"> — créé — </w:t>
       </w:r>
-      <w:hyperlink w:history="1" r:id="rIdwkxdbzqx0sh18a_jby9nz">
+      <w:hyperlink w:history="1" r:id="rId15hnquzgra8h5qu2dwalc">
         <w:r>
           <w:rPr>
             <w:rStyle w:val="Hyperlink"/>
@@ -722,7 +722,7 @@
       <w:r>
         <w:t xml:space="preserve"> — créé — </w:t>
       </w:r>
-      <w:hyperlink w:history="1" r:id="rIda03abowcyc2oiu2pdca5e">
+      <w:hyperlink w:history="1" r:id="rIdb_8-l28q_lscogmuwylim">
         <w:r>
           <w:rPr>
             <w:rStyle w:val="Hyperlink"/>
@@ -759,7 +759,7 @@
       <w:r>
         <w:t xml:space="preserve"> — modifié — </w:t>
       </w:r>
-      <w:hyperlink w:history="1" r:id="rIdm7n_ijw5z6gwzej2bkppu">
+      <w:hyperlink w:history="1" r:id="rIdvyq_a2n_t7po1r6eepzqw">
         <w:r>
           <w:rPr>
             <w:rStyle w:val="Hyperlink"/>
@@ -788,7 +788,7 @@
       <w:r>
         <w:t xml:space="preserve"> — modifié — </w:t>
       </w:r>
-      <w:hyperlink w:history="1" r:id="rIdq-ikn_qfrvzivc71h5pwb">
+      <w:hyperlink w:history="1" r:id="rIdrybgczxks6iifa-gvqsbh">
         <w:r>
           <w:rPr>
             <w:rStyle w:val="Hyperlink"/>
@@ -817,7 +817,7 @@
       <w:r>
         <w:t xml:space="preserve"> — créé — </w:t>
       </w:r>
-      <w:hyperlink w:history="1" r:id="rIdj5khkyvr19shje_fkhrsk">
+      <w:hyperlink w:history="1" r:id="rIdpdpox7n0hiaagzmlfi-ce">
         <w:r>
           <w:rPr>
             <w:rStyle w:val="Hyperlink"/>
@@ -854,7 +854,7 @@
       <w:r>
         <w:t xml:space="preserve"> — créé — </w:t>
       </w:r>
-      <w:hyperlink w:history="1" r:id="rId3rm_4o_zthwtolf9hbrs4">
+      <w:hyperlink w:history="1" r:id="rIdoyo4yhokjlknpfzx_nwj5">
         <w:r>
           <w:rPr>
             <w:rStyle w:val="Hyperlink"/>
@@ -883,7 +883,7 @@
       <w:r>
         <w:t xml:space="preserve"> — modifié — </w:t>
       </w:r>
-      <w:hyperlink w:history="1" r:id="rId4poqie0ads_gwlvseiupx">
+      <w:hyperlink w:history="1" r:id="rId4tgmp5l72e6pjtcmr40my">
         <w:r>
           <w:rPr>
             <w:rStyle w:val="Hyperlink"/>
@@ -912,7 +912,7 @@
       <w:r>
         <w:t xml:space="preserve"> — modifié — </w:t>
       </w:r>
-      <w:hyperlink w:history="1" r:id="rIdke7vd49uejzh6zzx4-eqt">
+      <w:hyperlink w:history="1" r:id="rIdcrtfva7nnkstkdikw-slk">
         <w:r>
           <w:rPr>
             <w:rStyle w:val="Hyperlink"/>
@@ -949,7 +949,7 @@
       <w:r>
         <w:t xml:space="preserve"> — modifié — </w:t>
       </w:r>
-      <w:hyperlink w:history="1" r:id="rIdlle3u68rigupkc5xjvzla">
+      <w:hyperlink w:history="1" r:id="rIdxqalngnoxrnb-qihoaup9">
         <w:r>
           <w:rPr>
             <w:rStyle w:val="Hyperlink"/>
@@ -978,7 +978,7 @@
       <w:r>
         <w:t xml:space="preserve"> — modifié — </w:t>
       </w:r>
-      <w:hyperlink w:history="1" r:id="rIdjbin-aemda6wykwbzyh9h">
+      <w:hyperlink w:history="1" r:id="rId9fhomf57ily945wc_tbq9">
         <w:r>
           <w:rPr>
             <w:rStyle w:val="Hyperlink"/>
@@ -1007,7 +1007,7 @@
       <w:r>
         <w:t xml:space="preserve"> — modifié — </w:t>
       </w:r>
-      <w:hyperlink w:history="1" r:id="rIdyd2kf9mhdqfuuvp9v0qko">
+      <w:hyperlink w:history="1" r:id="rIdb7_fx9x2phouohnnr3_j4">
         <w:r>
           <w:rPr>
             <w:rStyle w:val="Hyperlink"/>
@@ -1057,7 +1057,7 @@
       <w:r>
         <w:t xml:space="preserve"> — créé — </w:t>
       </w:r>
-      <w:hyperlink w:history="1" r:id="rId_ut0gvh4r1gwzd4yhfsew">
+      <w:hyperlink w:history="1" r:id="rIdaifb5exvrwcz5ejvt5h38">
         <w:r>
           <w:rPr>
             <w:rStyle w:val="Hyperlink"/>
@@ -1086,7 +1086,7 @@
       <w:r>
         <w:t xml:space="preserve"> — créé — </w:t>
       </w:r>
-      <w:hyperlink w:history="1" r:id="rIdac44putioehnpumfrx_oq">
+      <w:hyperlink w:history="1" r:id="rIdynci-znel9dazlo13ig1h">
         <w:r>
           <w:rPr>
             <w:rStyle w:val="Hyperlink"/>
@@ -1115,7 +1115,7 @@
       <w:r>
         <w:t xml:space="preserve"> — modifié — </w:t>
       </w:r>
-      <w:hyperlink w:history="1" r:id="rId5am76w5yg4k-wcqv0rtuz">
+      <w:hyperlink w:history="1" r:id="rId9a76rfedngsjdop1axj2u">
         <w:r>
           <w:rPr>
             <w:rStyle w:val="Hyperlink"/>
@@ -1152,7 +1152,7 @@
       <w:r>
         <w:t xml:space="preserve"> — modifié — </w:t>
       </w:r>
-      <w:hyperlink w:history="1" r:id="rIdegaqz767tcv-bjjybqfon">
+      <w:hyperlink w:history="1" r:id="rId0li2suswslkul9vcsuwgm">
         <w:r>
           <w:rPr>
             <w:rStyle w:val="Hyperlink"/>

--- a/docs/developpement/phases/word/PHASE_63_LE_STADE_EN_DIRECT_STANDS_EN_3D_EN_COULEUR_ALERTES_AU_CLIC.docx
+++ b/docs/developpement/phases/word/PHASE_63_LE_STADE_EN_DIRECT_STANDS_EN_3D_EN_COULEUR_ALERTES_AU_CLIC.docx
@@ -20,7 +20,7 @@
       <w:r>
         <w:t xml:space="preserve">FlaiX Expert · dossier de développement · généré le 2026-10-25 depuis le dépôt </w:t>
       </w:r>
-      <w:hyperlink w:history="1" r:id="rIdiu4qexm5-buwwvpr6j30_">
+      <w:hyperlink w:history="1" r:id="rIddvxlxjcxkd8w_wj5g5k7s">
         <w:r>
           <w:rPr>
             <w:rStyle w:val="Hyperlink"/>
@@ -588,7 +588,7 @@
           <w:numId w:val="2"/>
         </w:numPr>
       </w:pPr>
-      <w:hyperlink w:history="1" r:id="rId7ewrqb111o4wrjtizpugp">
+      <w:hyperlink w:history="1" r:id="rIdrnqpdmp_7ynxvt53nqklw">
         <w:r>
           <w:rPr>
             <w:rStyle w:val="Hyperlink"/>
@@ -608,7 +608,7 @@
           <w:numId w:val="2"/>
         </w:numPr>
       </w:pPr>
-      <w:hyperlink w:history="1" r:id="rIdld73vs73ii60ivsnztaxz">
+      <w:hyperlink w:history="1" r:id="rIdvpa9qjob8g7dosjpzvtf-">
         <w:r>
           <w:rPr>
             <w:rStyle w:val="Hyperlink"/>
@@ -656,7 +656,7 @@
       <w:r>
         <w:t xml:space="preserve"> — créé — </w:t>
       </w:r>
-      <w:hyperlink w:history="1" r:id="rId_sh1mahwpy1j1ateev7mz">
+      <w:hyperlink w:history="1" r:id="rIdc7navzv5yjbicylz57qwq">
         <w:r>
           <w:rPr>
             <w:rStyle w:val="Hyperlink"/>
@@ -693,7 +693,7 @@
       <w:r>
         <w:t xml:space="preserve"> — créé — </w:t>
       </w:r>
-      <w:hyperlink w:history="1" r:id="rId15hnquzgra8h5qu2dwalc">
+      <w:hyperlink w:history="1" r:id="rId78givhv2nxzwc_qmgeg4f">
         <w:r>
           <w:rPr>
             <w:rStyle w:val="Hyperlink"/>
@@ -722,7 +722,7 @@
       <w:r>
         <w:t xml:space="preserve"> — créé — </w:t>
       </w:r>
-      <w:hyperlink w:history="1" r:id="rIdb_8-l28q_lscogmuwylim">
+      <w:hyperlink w:history="1" r:id="rIdjublsnfgnj_myvp23hkn7">
         <w:r>
           <w:rPr>
             <w:rStyle w:val="Hyperlink"/>
@@ -759,7 +759,7 @@
       <w:r>
         <w:t xml:space="preserve"> — modifié — </w:t>
       </w:r>
-      <w:hyperlink w:history="1" r:id="rIdvyq_a2n_t7po1r6eepzqw">
+      <w:hyperlink w:history="1" r:id="rId68z7iaek13hm1lho-ao-s">
         <w:r>
           <w:rPr>
             <w:rStyle w:val="Hyperlink"/>
@@ -788,7 +788,7 @@
       <w:r>
         <w:t xml:space="preserve"> — modifié — </w:t>
       </w:r>
-      <w:hyperlink w:history="1" r:id="rIdrybgczxks6iifa-gvqsbh">
+      <w:hyperlink w:history="1" r:id="rId8cqvvh_x8tom6sx9q3e1x">
         <w:r>
           <w:rPr>
             <w:rStyle w:val="Hyperlink"/>
@@ -817,7 +817,7 @@
       <w:r>
         <w:t xml:space="preserve"> — créé — </w:t>
       </w:r>
-      <w:hyperlink w:history="1" r:id="rIdpdpox7n0hiaagzmlfi-ce">
+      <w:hyperlink w:history="1" r:id="rIdbs9fqijrbhtrbf46dudj8">
         <w:r>
           <w:rPr>
             <w:rStyle w:val="Hyperlink"/>
@@ -854,7 +854,7 @@
       <w:r>
         <w:t xml:space="preserve"> — créé — </w:t>
       </w:r>
-      <w:hyperlink w:history="1" r:id="rIdoyo4yhokjlknpfzx_nwj5">
+      <w:hyperlink w:history="1" r:id="rIddgratd0y6hic9yuvoy0hs">
         <w:r>
           <w:rPr>
             <w:rStyle w:val="Hyperlink"/>
@@ -883,7 +883,7 @@
       <w:r>
         <w:t xml:space="preserve"> — modifié — </w:t>
       </w:r>
-      <w:hyperlink w:history="1" r:id="rId4tgmp5l72e6pjtcmr40my">
+      <w:hyperlink w:history="1" r:id="rIdtptnciwe5yrbfl77dqfhj">
         <w:r>
           <w:rPr>
             <w:rStyle w:val="Hyperlink"/>
@@ -912,7 +912,7 @@
       <w:r>
         <w:t xml:space="preserve"> — modifié — </w:t>
       </w:r>
-      <w:hyperlink w:history="1" r:id="rIdcrtfva7nnkstkdikw-slk">
+      <w:hyperlink w:history="1" r:id="rId3x24r-pry-xepfl0avnp1">
         <w:r>
           <w:rPr>
             <w:rStyle w:val="Hyperlink"/>
@@ -949,7 +949,7 @@
       <w:r>
         <w:t xml:space="preserve"> — modifié — </w:t>
       </w:r>
-      <w:hyperlink w:history="1" r:id="rIdxqalngnoxrnb-qihoaup9">
+      <w:hyperlink w:history="1" r:id="rIdnf1kgt1hz6cnp71zwvnbf">
         <w:r>
           <w:rPr>
             <w:rStyle w:val="Hyperlink"/>
@@ -978,7 +978,7 @@
       <w:r>
         <w:t xml:space="preserve"> — modifié — </w:t>
       </w:r>
-      <w:hyperlink w:history="1" r:id="rId9fhomf57ily945wc_tbq9">
+      <w:hyperlink w:history="1" r:id="rIdtx7_grcih2xyk1wxfjupa">
         <w:r>
           <w:rPr>
             <w:rStyle w:val="Hyperlink"/>
@@ -1007,7 +1007,7 @@
       <w:r>
         <w:t xml:space="preserve"> — modifié — </w:t>
       </w:r>
-      <w:hyperlink w:history="1" r:id="rIdb7_fx9x2phouohnnr3_j4">
+      <w:hyperlink w:history="1" r:id="rIdbk0beqbuzge-4s0kdldav">
         <w:r>
           <w:rPr>
             <w:rStyle w:val="Hyperlink"/>
@@ -1057,7 +1057,7 @@
       <w:r>
         <w:t xml:space="preserve"> — créé — </w:t>
       </w:r>
-      <w:hyperlink w:history="1" r:id="rIdaifb5exvrwcz5ejvt5h38">
+      <w:hyperlink w:history="1" r:id="rId8wec3l7livubmehqbdqrx">
         <w:r>
           <w:rPr>
             <w:rStyle w:val="Hyperlink"/>
@@ -1086,7 +1086,7 @@
       <w:r>
         <w:t xml:space="preserve"> — créé — </w:t>
       </w:r>
-      <w:hyperlink w:history="1" r:id="rIdynci-znel9dazlo13ig1h">
+      <w:hyperlink w:history="1" r:id="rIdoelv_rgvnj8j1paek0wyg">
         <w:r>
           <w:rPr>
             <w:rStyle w:val="Hyperlink"/>
@@ -1115,7 +1115,7 @@
       <w:r>
         <w:t xml:space="preserve"> — modifié — </w:t>
       </w:r>
-      <w:hyperlink w:history="1" r:id="rId9a76rfedngsjdop1axj2u">
+      <w:hyperlink w:history="1" r:id="rId5jr-mzwirxrw9seg8ttsx">
         <w:r>
           <w:rPr>
             <w:rStyle w:val="Hyperlink"/>
@@ -1152,7 +1152,7 @@
       <w:r>
         <w:t xml:space="preserve"> — modifié — </w:t>
       </w:r>
-      <w:hyperlink w:history="1" r:id="rId0li2suswslkul9vcsuwgm">
+      <w:hyperlink w:history="1" r:id="rId3yk3p8qasb1qqyktmc7dc">
         <w:r>
           <w:rPr>
             <w:rStyle w:val="Hyperlink"/>
